--- a/week 1/DSA/Exercise 2.docx
+++ b/week 1/DSA/Exercise 2.docx
@@ -24,6 +24,241 @@
     <w:p>
       <w:pPr>
         <w:rPr>
+          <w:b/>
+          <w:bCs/>
+          <w:sz w:val="28"/>
+          <w:szCs w:val="28"/>
+          <w:lang w:val="en-IN"/>
+        </w:rPr>
+      </w:pPr>
+      <w:r>
+        <w:rPr>
+          <w:b/>
+          <w:bCs/>
+          <w:sz w:val="28"/>
+          <w:szCs w:val="28"/>
+          <w:lang w:val="en-IN"/>
+        </w:rPr>
+        <w:t>Understanding Big O Notation</w:t>
+      </w:r>
+    </w:p>
+    <w:p>
+      <w:pPr>
+        <w:rPr>
+          <w:sz w:val="28"/>
+          <w:szCs w:val="28"/>
+          <w:lang w:val="en-IN"/>
+        </w:rPr>
+      </w:pPr>
+      <w:r>
+        <w:rPr>
+          <w:sz w:val="28"/>
+          <w:szCs w:val="28"/>
+          <w:lang w:val="en-IN"/>
+        </w:rPr>
+        <w:t>Big O notation measures the efficiency of an algorithm.</w:t>
+      </w:r>
+    </w:p>
+    <w:p>
+      <w:pPr>
+        <w:numPr>
+          <w:ilvl w:val="0"/>
+          <w:numId w:val="1"/>
+        </w:numPr>
+        <w:rPr>
+          <w:sz w:val="28"/>
+          <w:szCs w:val="28"/>
+          <w:lang w:val="en-IN"/>
+        </w:rPr>
+      </w:pPr>
+      <w:r>
+        <w:rPr>
+          <w:sz w:val="28"/>
+          <w:szCs w:val="28"/>
+          <w:lang w:val="en-IN"/>
+        </w:rPr>
+        <w:t xml:space="preserve">Best Case: Element found immediately. </w:t>
+      </w:r>
+    </w:p>
+    <w:p>
+      <w:pPr>
+        <w:numPr>
+          <w:ilvl w:val="0"/>
+          <w:numId w:val="1"/>
+        </w:numPr>
+        <w:rPr>
+          <w:sz w:val="28"/>
+          <w:szCs w:val="28"/>
+          <w:lang w:val="en-IN"/>
+        </w:rPr>
+      </w:pPr>
+      <w:r>
+        <w:rPr>
+          <w:sz w:val="28"/>
+          <w:szCs w:val="28"/>
+          <w:lang w:val="en-IN"/>
+        </w:rPr>
+        <w:t xml:space="preserve">Average Case: Element found after some comparisons. </w:t>
+      </w:r>
+    </w:p>
+    <w:p>
+      <w:pPr>
+        <w:numPr>
+          <w:ilvl w:val="0"/>
+          <w:numId w:val="1"/>
+        </w:numPr>
+        <w:rPr>
+          <w:sz w:val="28"/>
+          <w:szCs w:val="28"/>
+          <w:lang w:val="en-IN"/>
+        </w:rPr>
+      </w:pPr>
+      <w:r>
+        <w:rPr>
+          <w:sz w:val="28"/>
+          <w:szCs w:val="28"/>
+          <w:lang w:val="en-IN"/>
+        </w:rPr>
+        <w:t xml:space="preserve">Worst Case: Element not found or found last. </w:t>
+      </w:r>
+    </w:p>
+    <w:p>
+      <w:pPr>
+        <w:rPr>
+          <w:b/>
+          <w:bCs/>
+          <w:sz w:val="28"/>
+          <w:szCs w:val="28"/>
+          <w:lang w:val="en-IN"/>
+        </w:rPr>
+      </w:pPr>
+      <w:r>
+        <w:rPr>
+          <w:b/>
+          <w:bCs/>
+          <w:sz w:val="28"/>
+          <w:szCs w:val="28"/>
+          <w:lang w:val="en-IN"/>
+        </w:rPr>
+        <w:t>Analysis</w:t>
+      </w:r>
+    </w:p>
+    <w:p>
+      <w:pPr>
+        <w:numPr>
+          <w:ilvl w:val="0"/>
+          <w:numId w:val="2"/>
+        </w:numPr>
+        <w:rPr>
+          <w:sz w:val="28"/>
+          <w:szCs w:val="28"/>
+          <w:lang w:val="en-IN"/>
+        </w:rPr>
+      </w:pPr>
+      <w:r>
+        <w:rPr>
+          <w:sz w:val="28"/>
+          <w:szCs w:val="28"/>
+          <w:lang w:val="en-IN"/>
+        </w:rPr>
+        <w:t xml:space="preserve">Linear Search: </w:t>
+      </w:r>
+      <w:r>
+        <w:rPr>
+          <w:b/>
+          <w:bCs/>
+          <w:sz w:val="28"/>
+          <w:szCs w:val="28"/>
+          <w:lang w:val="en-IN"/>
+        </w:rPr>
+        <w:t>O(n)</w:t>
+      </w:r>
+      <w:r>
+        <w:rPr>
+          <w:sz w:val="28"/>
+          <w:szCs w:val="28"/>
+          <w:lang w:val="en-IN"/>
+        </w:rPr>
+        <w:t xml:space="preserve"> </w:t>
+      </w:r>
+    </w:p>
+    <w:p>
+      <w:pPr>
+        <w:numPr>
+          <w:ilvl w:val="0"/>
+          <w:numId w:val="2"/>
+        </w:numPr>
+        <w:rPr>
+          <w:sz w:val="28"/>
+          <w:szCs w:val="28"/>
+          <w:lang w:val="en-IN"/>
+        </w:rPr>
+      </w:pPr>
+      <w:r>
+        <w:rPr>
+          <w:sz w:val="28"/>
+          <w:szCs w:val="28"/>
+          <w:lang w:val="en-IN"/>
+        </w:rPr>
+        <w:t xml:space="preserve">Binary Search: </w:t>
+      </w:r>
+      <w:r>
+        <w:rPr>
+          <w:b/>
+          <w:bCs/>
+          <w:sz w:val="28"/>
+          <w:szCs w:val="28"/>
+          <w:lang w:val="en-IN"/>
+        </w:rPr>
+        <w:t>O(log n)</w:t>
+      </w:r>
+      <w:r>
+        <w:rPr>
+          <w:sz w:val="28"/>
+          <w:szCs w:val="28"/>
+          <w:lang w:val="en-IN"/>
+        </w:rPr>
+        <w:t xml:space="preserve"> </w:t>
+      </w:r>
+    </w:p>
+    <w:p>
+      <w:pPr>
+        <w:rPr>
+          <w:sz w:val="28"/>
+          <w:szCs w:val="28"/>
+          <w:lang w:val="en-IN"/>
+        </w:rPr>
+      </w:pPr>
+      <w:r>
+        <w:rPr>
+          <w:b/>
+          <w:bCs/>
+          <w:sz w:val="28"/>
+          <w:szCs w:val="28"/>
+          <w:lang w:val="en-IN"/>
+        </w:rPr>
+        <w:t>Conclusion:</w:t>
+      </w:r>
+      <w:r>
+        <w:rPr>
+          <w:sz w:val="28"/>
+          <w:szCs w:val="28"/>
+          <w:lang w:val="en-IN"/>
+        </w:rPr>
+        <w:t xml:space="preserve"> Binary Search is faster for sorted data.</w:t>
+      </w:r>
+    </w:p>
+    <w:p>
+      <w:pPr>
+        <w:rPr>
+          <w:sz w:val="28"/>
+          <w:szCs w:val="28"/>
+        </w:rPr>
+      </w:pPr>
+    </w:p>
+    <w:p>
+      <w:pPr>
+        <w:rPr>
           <w:lang w:val="en-IN"/>
         </w:rPr>
       </w:pPr>
@@ -226,6 +461,244 @@
         <w:rPr>
           <w:lang w:val="en-IN"/>
         </w:rPr>
+        <w:t>(Product[] arr, String key) {</w:t>
+      </w:r>
+    </w:p>
+    <w:p>
+      <w:pPr>
+        <w:rPr>
+          <w:lang w:val="en-IN"/>
+        </w:rPr>
+      </w:pPr>
+      <w:r>
+        <w:rPr>
+          <w:lang w:val="en-IN"/>
+        </w:rPr>
+        <w:t xml:space="preserve">        for (int </w:t>
+      </w:r>
+      <w:proofErr w:type="spellStart"/>
+      <w:r>
+        <w:rPr>
+          <w:lang w:val="en-IN"/>
+        </w:rPr>
+        <w:t>i</w:t>
+      </w:r>
+      <w:proofErr w:type="spellEnd"/>
+      <w:r>
+        <w:rPr>
+          <w:lang w:val="en-IN"/>
+        </w:rPr>
+        <w:t xml:space="preserve"> = 0; </w:t>
+      </w:r>
+      <w:proofErr w:type="spellStart"/>
+      <w:r>
+        <w:rPr>
+          <w:lang w:val="en-IN"/>
+        </w:rPr>
+        <w:t>i</w:t>
+      </w:r>
+      <w:proofErr w:type="spellEnd"/>
+      <w:r>
+        <w:rPr>
+          <w:lang w:val="en-IN"/>
+        </w:rPr>
+        <w:t xml:space="preserve"> &lt; </w:t>
+      </w:r>
+      <w:proofErr w:type="spellStart"/>
+      <w:r>
+        <w:rPr>
+          <w:lang w:val="en-IN"/>
+        </w:rPr>
+        <w:t>arr.length</w:t>
+      </w:r>
+      <w:proofErr w:type="spellEnd"/>
+      <w:r>
+        <w:rPr>
+          <w:lang w:val="en-IN"/>
+        </w:rPr>
+        <w:t xml:space="preserve">; </w:t>
+      </w:r>
+      <w:proofErr w:type="spellStart"/>
+      <w:r>
+        <w:rPr>
+          <w:lang w:val="en-IN"/>
+        </w:rPr>
+        <w:t>i</w:t>
+      </w:r>
+      <w:proofErr w:type="spellEnd"/>
+      <w:r>
+        <w:rPr>
+          <w:lang w:val="en-IN"/>
+        </w:rPr>
+        <w:t>++) {</w:t>
+      </w:r>
+    </w:p>
+    <w:p>
+      <w:pPr>
+        <w:rPr>
+          <w:lang w:val="en-IN"/>
+        </w:rPr>
+      </w:pPr>
+      <w:r>
+        <w:rPr>
+          <w:lang w:val="en-IN"/>
+        </w:rPr>
+        <w:t xml:space="preserve">            if (</w:t>
+      </w:r>
+      <w:proofErr w:type="spellStart"/>
+      <w:r>
+        <w:rPr>
+          <w:lang w:val="en-IN"/>
+        </w:rPr>
+        <w:t>arr</w:t>
+      </w:r>
+      <w:proofErr w:type="spellEnd"/>
+      <w:r>
+        <w:rPr>
+          <w:lang w:val="en-IN"/>
+        </w:rPr>
+        <w:t>[</w:t>
+      </w:r>
+      <w:proofErr w:type="spellStart"/>
+      <w:r>
+        <w:rPr>
+          <w:lang w:val="en-IN"/>
+        </w:rPr>
+        <w:t>i</w:t>
+      </w:r>
+      <w:proofErr w:type="spellEnd"/>
+      <w:r>
+        <w:rPr>
+          <w:lang w:val="en-IN"/>
+        </w:rPr>
+        <w:t>].</w:t>
+      </w:r>
+      <w:proofErr w:type="spellStart"/>
+      <w:r>
+        <w:rPr>
+          <w:lang w:val="en-IN"/>
+        </w:rPr>
+        <w:t>name.equalsIgnoreCase</w:t>
+      </w:r>
+      <w:proofErr w:type="spellEnd"/>
+      <w:r>
+        <w:rPr>
+          <w:lang w:val="en-IN"/>
+        </w:rPr>
+        <w:t>(key)) {</w:t>
+      </w:r>
+    </w:p>
+    <w:p>
+      <w:pPr>
+        <w:rPr>
+          <w:lang w:val="en-IN"/>
+        </w:rPr>
+      </w:pPr>
+      <w:r>
+        <w:rPr>
+          <w:lang w:val="en-IN"/>
+        </w:rPr>
+        <w:t xml:space="preserve">                return </w:t>
+      </w:r>
+      <w:proofErr w:type="spellStart"/>
+      <w:r>
+        <w:rPr>
+          <w:lang w:val="en-IN"/>
+        </w:rPr>
+        <w:t>i</w:t>
+      </w:r>
+      <w:proofErr w:type="spellEnd"/>
+      <w:r>
+        <w:rPr>
+          <w:lang w:val="en-IN"/>
+        </w:rPr>
+        <w:t>;</w:t>
+      </w:r>
+    </w:p>
+    <w:p>
+      <w:pPr>
+        <w:rPr>
+          <w:lang w:val="en-IN"/>
+        </w:rPr>
+      </w:pPr>
+      <w:r>
+        <w:rPr>
+          <w:lang w:val="en-IN"/>
+        </w:rPr>
+        <w:lastRenderedPageBreak/>
+        <w:t xml:space="preserve">            }</w:t>
+      </w:r>
+    </w:p>
+    <w:p>
+      <w:pPr>
+        <w:rPr>
+          <w:lang w:val="en-IN"/>
+        </w:rPr>
+      </w:pPr>
+      <w:r>
+        <w:rPr>
+          <w:lang w:val="en-IN"/>
+        </w:rPr>
+        <w:t xml:space="preserve">        }</w:t>
+      </w:r>
+    </w:p>
+    <w:p>
+      <w:pPr>
+        <w:rPr>
+          <w:lang w:val="en-IN"/>
+        </w:rPr>
+      </w:pPr>
+      <w:r>
+        <w:rPr>
+          <w:lang w:val="en-IN"/>
+        </w:rPr>
+        <w:t xml:space="preserve">        return -1;</w:t>
+      </w:r>
+    </w:p>
+    <w:p>
+      <w:pPr>
+        <w:rPr>
+          <w:lang w:val="en-IN"/>
+        </w:rPr>
+      </w:pPr>
+      <w:r>
+        <w:rPr>
+          <w:lang w:val="en-IN"/>
+        </w:rPr>
+        <w:t xml:space="preserve">    }</w:t>
+      </w:r>
+    </w:p>
+    <w:p>
+      <w:pPr>
+        <w:rPr>
+          <w:lang w:val="en-IN"/>
+        </w:rPr>
+      </w:pPr>
+    </w:p>
+    <w:p>
+      <w:pPr>
+        <w:rPr>
+          <w:lang w:val="en-IN"/>
+        </w:rPr>
+      </w:pPr>
+      <w:r>
+        <w:rPr>
+          <w:lang w:val="en-IN"/>
+        </w:rPr>
+        <w:t xml:space="preserve">    static void </w:t>
+      </w:r>
+      <w:proofErr w:type="spellStart"/>
+      <w:r>
+        <w:rPr>
+          <w:lang w:val="en-IN"/>
+        </w:rPr>
+        <w:t>sortProducts</w:t>
+      </w:r>
+      <w:proofErr w:type="spellEnd"/>
+      <w:r>
+        <w:rPr>
+          <w:lang w:val="en-IN"/>
+        </w:rPr>
         <w:t xml:space="preserve">(Product[] </w:t>
       </w:r>
       <w:proofErr w:type="spellStart"/>
@@ -240,7 +713,7 @@
         <w:rPr>
           <w:lang w:val="en-IN"/>
         </w:rPr>
-        <w:t>, String key) {</w:t>
+        <w:t>) {</w:t>
       </w:r>
     </w:p>
     <w:p>
@@ -295,7 +768,7 @@
         <w:rPr>
           <w:lang w:val="en-IN"/>
         </w:rPr>
-        <w:t xml:space="preserve">; </w:t>
+        <w:t xml:space="preserve"> - 1; </w:t>
       </w:r>
       <w:proofErr w:type="spellStart"/>
       <w:r>
@@ -322,6 +795,425 @@
         <w:rPr>
           <w:lang w:val="en-IN"/>
         </w:rPr>
+        <w:t xml:space="preserve">            for (int j = 0; j &lt; </w:t>
+      </w:r>
+      <w:proofErr w:type="spellStart"/>
+      <w:r>
+        <w:rPr>
+          <w:lang w:val="en-IN"/>
+        </w:rPr>
+        <w:t>arr.length</w:t>
+      </w:r>
+      <w:proofErr w:type="spellEnd"/>
+      <w:r>
+        <w:rPr>
+          <w:lang w:val="en-IN"/>
+        </w:rPr>
+        <w:t xml:space="preserve"> - 1 - </w:t>
+      </w:r>
+      <w:proofErr w:type="spellStart"/>
+      <w:r>
+        <w:rPr>
+          <w:lang w:val="en-IN"/>
+        </w:rPr>
+        <w:t>i</w:t>
+      </w:r>
+      <w:proofErr w:type="spellEnd"/>
+      <w:r>
+        <w:rPr>
+          <w:lang w:val="en-IN"/>
+        </w:rPr>
+        <w:t>; j++) {</w:t>
+      </w:r>
+    </w:p>
+    <w:p>
+      <w:pPr>
+        <w:rPr>
+          <w:lang w:val="en-IN"/>
+        </w:rPr>
+      </w:pPr>
+      <w:r>
+        <w:rPr>
+          <w:lang w:val="en-IN"/>
+        </w:rPr>
+        <w:t xml:space="preserve">                if (</w:t>
+      </w:r>
+      <w:proofErr w:type="spellStart"/>
+      <w:r>
+        <w:rPr>
+          <w:lang w:val="en-IN"/>
+        </w:rPr>
+        <w:t>arr</w:t>
+      </w:r>
+      <w:proofErr w:type="spellEnd"/>
+      <w:r>
+        <w:rPr>
+          <w:lang w:val="en-IN"/>
+        </w:rPr>
+        <w:t>[j].</w:t>
+      </w:r>
+      <w:proofErr w:type="spellStart"/>
+      <w:r>
+        <w:rPr>
+          <w:lang w:val="en-IN"/>
+        </w:rPr>
+        <w:t>name.compareToIgnoreCase</w:t>
+      </w:r>
+      <w:proofErr w:type="spellEnd"/>
+      <w:r>
+        <w:rPr>
+          <w:lang w:val="en-IN"/>
+        </w:rPr>
+        <w:t>(</w:t>
+      </w:r>
+      <w:proofErr w:type="spellStart"/>
+      <w:r>
+        <w:rPr>
+          <w:lang w:val="en-IN"/>
+        </w:rPr>
+        <w:t>arr</w:t>
+      </w:r>
+      <w:proofErr w:type="spellEnd"/>
+      <w:r>
+        <w:rPr>
+          <w:lang w:val="en-IN"/>
+        </w:rPr>
+        <w:t>[j + 1].name) &gt; 0) {</w:t>
+      </w:r>
+    </w:p>
+    <w:p>
+      <w:pPr>
+        <w:rPr>
+          <w:lang w:val="en-IN"/>
+        </w:rPr>
+      </w:pPr>
+      <w:r>
+        <w:rPr>
+          <w:lang w:val="en-IN"/>
+        </w:rPr>
+        <w:t xml:space="preserve">                    Product temp = </w:t>
+      </w:r>
+      <w:proofErr w:type="spellStart"/>
+      <w:r>
+        <w:rPr>
+          <w:lang w:val="en-IN"/>
+        </w:rPr>
+        <w:t>arr</w:t>
+      </w:r>
+      <w:proofErr w:type="spellEnd"/>
+      <w:r>
+        <w:rPr>
+          <w:lang w:val="en-IN"/>
+        </w:rPr>
+        <w:t>[j];</w:t>
+      </w:r>
+    </w:p>
+    <w:p>
+      <w:pPr>
+        <w:rPr>
+          <w:lang w:val="en-IN"/>
+        </w:rPr>
+      </w:pPr>
+      <w:r>
+        <w:rPr>
+          <w:lang w:val="en-IN"/>
+        </w:rPr>
+        <w:t xml:space="preserve">                    </w:t>
+      </w:r>
+      <w:proofErr w:type="spellStart"/>
+      <w:r>
+        <w:rPr>
+          <w:lang w:val="en-IN"/>
+        </w:rPr>
+        <w:t>arr</w:t>
+      </w:r>
+      <w:proofErr w:type="spellEnd"/>
+      <w:r>
+        <w:rPr>
+          <w:lang w:val="en-IN"/>
+        </w:rPr>
+        <w:t xml:space="preserve">[j] = </w:t>
+      </w:r>
+      <w:proofErr w:type="spellStart"/>
+      <w:r>
+        <w:rPr>
+          <w:lang w:val="en-IN"/>
+        </w:rPr>
+        <w:t>arr</w:t>
+      </w:r>
+      <w:proofErr w:type="spellEnd"/>
+      <w:r>
+        <w:rPr>
+          <w:lang w:val="en-IN"/>
+        </w:rPr>
+        <w:t>[j + 1];</w:t>
+      </w:r>
+    </w:p>
+    <w:p>
+      <w:pPr>
+        <w:rPr>
+          <w:lang w:val="en-IN"/>
+        </w:rPr>
+      </w:pPr>
+      <w:r>
+        <w:rPr>
+          <w:lang w:val="en-IN"/>
+        </w:rPr>
+        <w:t xml:space="preserve">                    </w:t>
+      </w:r>
+      <w:proofErr w:type="spellStart"/>
+      <w:r>
+        <w:rPr>
+          <w:lang w:val="en-IN"/>
+        </w:rPr>
+        <w:t>arr</w:t>
+      </w:r>
+      <w:proofErr w:type="spellEnd"/>
+      <w:r>
+        <w:rPr>
+          <w:lang w:val="en-IN"/>
+        </w:rPr>
+        <w:t>[j + 1] = temp;</w:t>
+      </w:r>
+    </w:p>
+    <w:p>
+      <w:pPr>
+        <w:rPr>
+          <w:lang w:val="en-IN"/>
+        </w:rPr>
+      </w:pPr>
+      <w:r>
+        <w:rPr>
+          <w:lang w:val="en-IN"/>
+        </w:rPr>
+        <w:t xml:space="preserve">                }</w:t>
+      </w:r>
+    </w:p>
+    <w:p>
+      <w:pPr>
+        <w:rPr>
+          <w:lang w:val="en-IN"/>
+        </w:rPr>
+      </w:pPr>
+      <w:r>
+        <w:rPr>
+          <w:lang w:val="en-IN"/>
+        </w:rPr>
+        <w:t xml:space="preserve">            }</w:t>
+      </w:r>
+    </w:p>
+    <w:p>
+      <w:pPr>
+        <w:rPr>
+          <w:lang w:val="en-IN"/>
+        </w:rPr>
+      </w:pPr>
+      <w:r>
+        <w:rPr>
+          <w:lang w:val="en-IN"/>
+        </w:rPr>
+        <w:t xml:space="preserve">        }</w:t>
+      </w:r>
+    </w:p>
+    <w:p>
+      <w:pPr>
+        <w:rPr>
+          <w:lang w:val="en-IN"/>
+        </w:rPr>
+      </w:pPr>
+      <w:r>
+        <w:rPr>
+          <w:lang w:val="en-IN"/>
+        </w:rPr>
+        <w:t xml:space="preserve">    }</w:t>
+      </w:r>
+    </w:p>
+    <w:p>
+      <w:pPr>
+        <w:rPr>
+          <w:lang w:val="en-IN"/>
+        </w:rPr>
+      </w:pPr>
+    </w:p>
+    <w:p>
+      <w:pPr>
+        <w:rPr>
+          <w:lang w:val="en-IN"/>
+        </w:rPr>
+      </w:pPr>
+      <w:r>
+        <w:rPr>
+          <w:lang w:val="en-IN"/>
+        </w:rPr>
+        <w:t xml:space="preserve">    static int </w:t>
+      </w:r>
+      <w:proofErr w:type="spellStart"/>
+      <w:r>
+        <w:rPr>
+          <w:lang w:val="en-IN"/>
+        </w:rPr>
+        <w:t>binarySearch</w:t>
+      </w:r>
+      <w:proofErr w:type="spellEnd"/>
+      <w:r>
+        <w:rPr>
+          <w:lang w:val="en-IN"/>
+        </w:rPr>
+        <w:t>(Product[] arr, String key) {</w:t>
+      </w:r>
+    </w:p>
+    <w:p>
+      <w:pPr>
+        <w:rPr>
+          <w:lang w:val="en-IN"/>
+        </w:rPr>
+      </w:pPr>
+      <w:r>
+        <w:rPr>
+          <w:lang w:val="en-IN"/>
+        </w:rPr>
+        <w:t xml:space="preserve">        int left = 0;</w:t>
+      </w:r>
+    </w:p>
+    <w:p>
+      <w:pPr>
+        <w:rPr>
+          <w:lang w:val="en-IN"/>
+        </w:rPr>
+      </w:pPr>
+      <w:r>
+        <w:rPr>
+          <w:lang w:val="en-IN"/>
+        </w:rPr>
+        <w:t xml:space="preserve">        int right = </w:t>
+      </w:r>
+      <w:proofErr w:type="spellStart"/>
+      <w:r>
+        <w:rPr>
+          <w:lang w:val="en-IN"/>
+        </w:rPr>
+        <w:t>arr.length</w:t>
+      </w:r>
+      <w:proofErr w:type="spellEnd"/>
+      <w:r>
+        <w:rPr>
+          <w:lang w:val="en-IN"/>
+        </w:rPr>
+        <w:t xml:space="preserve"> - 1;</w:t>
+      </w:r>
+    </w:p>
+    <w:p>
+      <w:pPr>
+        <w:rPr>
+          <w:lang w:val="en-IN"/>
+        </w:rPr>
+      </w:pPr>
+    </w:p>
+    <w:p>
+      <w:pPr>
+        <w:rPr>
+          <w:lang w:val="en-IN"/>
+        </w:rPr>
+      </w:pPr>
+      <w:r>
+        <w:rPr>
+          <w:lang w:val="en-IN"/>
+        </w:rPr>
+        <w:t xml:space="preserve">        while (left &lt;= right) {</w:t>
+      </w:r>
+    </w:p>
+    <w:p>
+      <w:pPr>
+        <w:rPr>
+          <w:lang w:val="en-IN"/>
+        </w:rPr>
+      </w:pPr>
+      <w:r>
+        <w:rPr>
+          <w:lang w:val="en-IN"/>
+        </w:rPr>
+        <w:t xml:space="preserve">            int mid = (left + right) / 2;</w:t>
+      </w:r>
+    </w:p>
+    <w:p>
+      <w:pPr>
+        <w:rPr>
+          <w:lang w:val="en-IN"/>
+        </w:rPr>
+      </w:pPr>
+    </w:p>
+    <w:p>
+      <w:pPr>
+        <w:rPr>
+          <w:lang w:val="en-IN"/>
+        </w:rPr>
+      </w:pPr>
+      <w:r>
+        <w:rPr>
+          <w:lang w:val="en-IN"/>
+        </w:rPr>
+        <w:t xml:space="preserve">            int </w:t>
+      </w:r>
+      <w:proofErr w:type="spellStart"/>
+      <w:r>
+        <w:rPr>
+          <w:lang w:val="en-IN"/>
+        </w:rPr>
+        <w:t>cmp</w:t>
+      </w:r>
+      <w:proofErr w:type="spellEnd"/>
+      <w:r>
+        <w:rPr>
+          <w:lang w:val="en-IN"/>
+        </w:rPr>
+        <w:t xml:space="preserve"> = </w:t>
+      </w:r>
+      <w:proofErr w:type="spellStart"/>
+      <w:r>
+        <w:rPr>
+          <w:lang w:val="en-IN"/>
+        </w:rPr>
+        <w:t>arr</w:t>
+      </w:r>
+      <w:proofErr w:type="spellEnd"/>
+      <w:r>
+        <w:rPr>
+          <w:lang w:val="en-IN"/>
+        </w:rPr>
+        <w:t>[mid].</w:t>
+      </w:r>
+      <w:proofErr w:type="spellStart"/>
+      <w:r>
+        <w:rPr>
+          <w:lang w:val="en-IN"/>
+        </w:rPr>
+        <w:t>name.compareToIgnoreCase</w:t>
+      </w:r>
+      <w:proofErr w:type="spellEnd"/>
+      <w:r>
+        <w:rPr>
+          <w:lang w:val="en-IN"/>
+        </w:rPr>
+        <w:t>(key);</w:t>
+      </w:r>
+    </w:p>
+    <w:p>
+      <w:pPr>
+        <w:rPr>
+          <w:lang w:val="en-IN"/>
+        </w:rPr>
+      </w:pPr>
+    </w:p>
+    <w:p>
+      <w:pPr>
+        <w:rPr>
+          <w:lang w:val="en-IN"/>
+        </w:rPr>
+      </w:pPr>
+      <w:r>
+        <w:rPr>
+          <w:lang w:val="en-IN"/>
+        </w:rPr>
         <w:t xml:space="preserve">            if (</w:t>
       </w:r>
       <w:proofErr w:type="spellStart"/>
@@ -329,6 +1221,213 @@
         <w:rPr>
           <w:lang w:val="en-IN"/>
         </w:rPr>
+        <w:t>cmp</w:t>
+      </w:r>
+      <w:proofErr w:type="spellEnd"/>
+      <w:r>
+        <w:rPr>
+          <w:lang w:val="en-IN"/>
+        </w:rPr>
+        <w:t xml:space="preserve"> == 0) {</w:t>
+      </w:r>
+    </w:p>
+    <w:p>
+      <w:pPr>
+        <w:rPr>
+          <w:lang w:val="en-IN"/>
+        </w:rPr>
+      </w:pPr>
+      <w:r>
+        <w:rPr>
+          <w:lang w:val="en-IN"/>
+        </w:rPr>
+        <w:t xml:space="preserve">                return mid;</w:t>
+      </w:r>
+    </w:p>
+    <w:p>
+      <w:pPr>
+        <w:rPr>
+          <w:lang w:val="en-IN"/>
+        </w:rPr>
+      </w:pPr>
+      <w:r>
+        <w:rPr>
+          <w:lang w:val="en-IN"/>
+        </w:rPr>
+        <w:t xml:space="preserve">            } else if (</w:t>
+      </w:r>
+      <w:proofErr w:type="spellStart"/>
+      <w:r>
+        <w:rPr>
+          <w:lang w:val="en-IN"/>
+        </w:rPr>
+        <w:t>cmp</w:t>
+      </w:r>
+      <w:proofErr w:type="spellEnd"/>
+      <w:r>
+        <w:rPr>
+          <w:lang w:val="en-IN"/>
+        </w:rPr>
+        <w:t xml:space="preserve"> &lt; 0) {</w:t>
+      </w:r>
+    </w:p>
+    <w:p>
+      <w:pPr>
+        <w:rPr>
+          <w:lang w:val="en-IN"/>
+        </w:rPr>
+      </w:pPr>
+      <w:r>
+        <w:rPr>
+          <w:lang w:val="en-IN"/>
+        </w:rPr>
+        <w:t xml:space="preserve">                left = mid + 1;</w:t>
+      </w:r>
+    </w:p>
+    <w:p>
+      <w:pPr>
+        <w:rPr>
+          <w:lang w:val="en-IN"/>
+        </w:rPr>
+      </w:pPr>
+      <w:r>
+        <w:rPr>
+          <w:lang w:val="en-IN"/>
+        </w:rPr>
+        <w:t xml:space="preserve">            } else {</w:t>
+      </w:r>
+    </w:p>
+    <w:p>
+      <w:pPr>
+        <w:rPr>
+          <w:lang w:val="en-IN"/>
+        </w:rPr>
+      </w:pPr>
+      <w:r>
+        <w:rPr>
+          <w:lang w:val="en-IN"/>
+        </w:rPr>
+        <w:lastRenderedPageBreak/>
+        <w:t xml:space="preserve">                right = mid - 1;</w:t>
+      </w:r>
+    </w:p>
+    <w:p>
+      <w:pPr>
+        <w:rPr>
+          <w:lang w:val="en-IN"/>
+        </w:rPr>
+      </w:pPr>
+      <w:r>
+        <w:rPr>
+          <w:lang w:val="en-IN"/>
+        </w:rPr>
+        <w:t xml:space="preserve">            }</w:t>
+      </w:r>
+    </w:p>
+    <w:p>
+      <w:pPr>
+        <w:rPr>
+          <w:lang w:val="en-IN"/>
+        </w:rPr>
+      </w:pPr>
+      <w:r>
+        <w:rPr>
+          <w:lang w:val="en-IN"/>
+        </w:rPr>
+        <w:t xml:space="preserve">        }</w:t>
+      </w:r>
+    </w:p>
+    <w:p>
+      <w:pPr>
+        <w:rPr>
+          <w:lang w:val="en-IN"/>
+        </w:rPr>
+      </w:pPr>
+    </w:p>
+    <w:p>
+      <w:pPr>
+        <w:rPr>
+          <w:lang w:val="en-IN"/>
+        </w:rPr>
+      </w:pPr>
+      <w:r>
+        <w:rPr>
+          <w:lang w:val="en-IN"/>
+        </w:rPr>
+        <w:t xml:space="preserve">        return -1;</w:t>
+      </w:r>
+    </w:p>
+    <w:p>
+      <w:pPr>
+        <w:rPr>
+          <w:lang w:val="en-IN"/>
+        </w:rPr>
+      </w:pPr>
+      <w:r>
+        <w:rPr>
+          <w:lang w:val="en-IN"/>
+        </w:rPr>
+        <w:t xml:space="preserve">    }</w:t>
+      </w:r>
+    </w:p>
+    <w:p>
+      <w:pPr>
+        <w:rPr>
+          <w:lang w:val="en-IN"/>
+        </w:rPr>
+      </w:pPr>
+    </w:p>
+    <w:p>
+      <w:pPr>
+        <w:rPr>
+          <w:lang w:val="en-IN"/>
+        </w:rPr>
+      </w:pPr>
+      <w:r>
+        <w:rPr>
+          <w:lang w:val="en-IN"/>
+        </w:rPr>
+        <w:t xml:space="preserve">    public static void main(String[] </w:t>
+      </w:r>
+      <w:proofErr w:type="spellStart"/>
+      <w:r>
+        <w:rPr>
+          <w:lang w:val="en-IN"/>
+        </w:rPr>
+        <w:t>args</w:t>
+      </w:r>
+      <w:proofErr w:type="spellEnd"/>
+      <w:r>
+        <w:rPr>
+          <w:lang w:val="en-IN"/>
+        </w:rPr>
+        <w:t>) {</w:t>
+      </w:r>
+    </w:p>
+    <w:p>
+      <w:pPr>
+        <w:rPr>
+          <w:lang w:val="en-IN"/>
+        </w:rPr>
+      </w:pPr>
+    </w:p>
+    <w:p>
+      <w:pPr>
+        <w:rPr>
+          <w:lang w:val="en-IN"/>
+        </w:rPr>
+      </w:pPr>
+      <w:r>
+        <w:rPr>
+          <w:lang w:val="en-IN"/>
+        </w:rPr>
+        <w:t xml:space="preserve">        Product[] </w:t>
+      </w:r>
+      <w:proofErr w:type="spellStart"/>
+      <w:r>
+        <w:rPr>
+          <w:lang w:val="en-IN"/>
+        </w:rPr>
         <w:t>arr</w:t>
       </w:r>
       <w:proofErr w:type="spellEnd"/>
@@ -336,101 +1435,244 @@
         <w:rPr>
           <w:lang w:val="en-IN"/>
         </w:rPr>
-        <w:t>[</w:t>
-      </w:r>
-      <w:proofErr w:type="spellStart"/>
-      <w:r>
-        <w:rPr>
-          <w:lang w:val="en-IN"/>
-        </w:rPr>
-        <w:t>i</w:t>
-      </w:r>
-      <w:proofErr w:type="spellEnd"/>
-      <w:r>
-        <w:rPr>
-          <w:lang w:val="en-IN"/>
-        </w:rPr>
-        <w:t>].</w:t>
-      </w:r>
-      <w:proofErr w:type="spellStart"/>
-      <w:r>
-        <w:rPr>
-          <w:lang w:val="en-IN"/>
-        </w:rPr>
-        <w:t>name.equalsIgnoreCase</w:t>
-      </w:r>
-      <w:proofErr w:type="spellEnd"/>
-      <w:r>
-        <w:rPr>
-          <w:lang w:val="en-IN"/>
-        </w:rPr>
-        <w:t>(key)) {</w:t>
-      </w:r>
-    </w:p>
-    <w:p>
-      <w:pPr>
-        <w:rPr>
-          <w:lang w:val="en-IN"/>
-        </w:rPr>
-      </w:pPr>
-      <w:r>
-        <w:rPr>
-          <w:lang w:val="en-IN"/>
-        </w:rPr>
-        <w:t xml:space="preserve">                return </w:t>
-      </w:r>
-      <w:proofErr w:type="spellStart"/>
-      <w:r>
-        <w:rPr>
-          <w:lang w:val="en-IN"/>
-        </w:rPr>
-        <w:t>i</w:t>
-      </w:r>
-      <w:proofErr w:type="spellEnd"/>
-      <w:r>
-        <w:rPr>
-          <w:lang w:val="en-IN"/>
-        </w:rPr>
-        <w:t>;</w:t>
-      </w:r>
-    </w:p>
-    <w:p>
-      <w:pPr>
-        <w:rPr>
-          <w:lang w:val="en-IN"/>
-        </w:rPr>
-      </w:pPr>
-      <w:r>
-        <w:rPr>
-          <w:lang w:val="en-IN"/>
-        </w:rPr>
-        <w:t xml:space="preserve">            }</w:t>
-      </w:r>
-    </w:p>
-    <w:p>
-      <w:pPr>
-        <w:rPr>
-          <w:lang w:val="en-IN"/>
-        </w:rPr>
-      </w:pPr>
-      <w:r>
-        <w:rPr>
-          <w:lang w:val="en-IN"/>
-        </w:rPr>
-        <w:t xml:space="preserve">        }</w:t>
-      </w:r>
-    </w:p>
-    <w:p>
-      <w:pPr>
-        <w:rPr>
-          <w:lang w:val="en-IN"/>
-        </w:rPr>
-      </w:pPr>
-      <w:r>
-        <w:rPr>
-          <w:lang w:val="en-IN"/>
-        </w:rPr>
-        <w:t xml:space="preserve">        return -1;</w:t>
+        <w:t xml:space="preserve"> = {</w:t>
+      </w:r>
+    </w:p>
+    <w:p>
+      <w:pPr>
+        <w:rPr>
+          <w:lang w:val="en-IN"/>
+        </w:rPr>
+      </w:pPr>
+      <w:r>
+        <w:rPr>
+          <w:lang w:val="en-IN"/>
+        </w:rPr>
+        <w:t xml:space="preserve">            new Product(1, "Apple", "Fruit"),</w:t>
+      </w:r>
+    </w:p>
+    <w:p>
+      <w:pPr>
+        <w:rPr>
+          <w:lang w:val="en-IN"/>
+        </w:rPr>
+      </w:pPr>
+      <w:r>
+        <w:rPr>
+          <w:lang w:val="en-IN"/>
+        </w:rPr>
+        <w:t xml:space="preserve">            new Product(2, "Banana", "Fruit"),</w:t>
+      </w:r>
+    </w:p>
+    <w:p>
+      <w:pPr>
+        <w:rPr>
+          <w:lang w:val="en-IN"/>
+        </w:rPr>
+      </w:pPr>
+      <w:r>
+        <w:rPr>
+          <w:lang w:val="en-IN"/>
+        </w:rPr>
+        <w:t xml:space="preserve">            new Product(3, "Mango", "Fruit"),</w:t>
+      </w:r>
+    </w:p>
+    <w:p>
+      <w:pPr>
+        <w:rPr>
+          <w:lang w:val="en-IN"/>
+        </w:rPr>
+      </w:pPr>
+      <w:r>
+        <w:rPr>
+          <w:lang w:val="en-IN"/>
+        </w:rPr>
+        <w:t xml:space="preserve">            new Product(4, "Orange", "Fruit")</w:t>
+      </w:r>
+    </w:p>
+    <w:p>
+      <w:pPr>
+        <w:rPr>
+          <w:lang w:val="en-IN"/>
+        </w:rPr>
+      </w:pPr>
+      <w:r>
+        <w:rPr>
+          <w:lang w:val="en-IN"/>
+        </w:rPr>
+        <w:t xml:space="preserve">        };</w:t>
+      </w:r>
+    </w:p>
+    <w:p>
+      <w:pPr>
+        <w:rPr>
+          <w:lang w:val="en-IN"/>
+        </w:rPr>
+      </w:pPr>
+    </w:p>
+    <w:p>
+      <w:pPr>
+        <w:rPr>
+          <w:lang w:val="en-IN"/>
+        </w:rPr>
+      </w:pPr>
+      <w:r>
+        <w:rPr>
+          <w:lang w:val="en-IN"/>
+        </w:rPr>
+        <w:t xml:space="preserve">        </w:t>
+      </w:r>
+      <w:proofErr w:type="spellStart"/>
+      <w:r>
+        <w:rPr>
+          <w:lang w:val="en-IN"/>
+        </w:rPr>
+        <w:t>System.out.println</w:t>
+      </w:r>
+      <w:proofErr w:type="spellEnd"/>
+      <w:r>
+        <w:rPr>
+          <w:lang w:val="en-IN"/>
+        </w:rPr>
+        <w:t xml:space="preserve">("Linear Search Index: " + </w:t>
+      </w:r>
+      <w:proofErr w:type="spellStart"/>
+      <w:r>
+        <w:rPr>
+          <w:lang w:val="en-IN"/>
+        </w:rPr>
+        <w:t>linearSearch</w:t>
+      </w:r>
+      <w:proofErr w:type="spellEnd"/>
+      <w:r>
+        <w:rPr>
+          <w:lang w:val="en-IN"/>
+        </w:rPr>
+        <w:t>(</w:t>
+      </w:r>
+      <w:proofErr w:type="spellStart"/>
+      <w:r>
+        <w:rPr>
+          <w:lang w:val="en-IN"/>
+        </w:rPr>
+        <w:t>arr</w:t>
+      </w:r>
+      <w:proofErr w:type="spellEnd"/>
+      <w:r>
+        <w:rPr>
+          <w:lang w:val="en-IN"/>
+        </w:rPr>
+        <w:t>, "Banana"));</w:t>
+      </w:r>
+    </w:p>
+    <w:p>
+      <w:pPr>
+        <w:rPr>
+          <w:lang w:val="en-IN"/>
+        </w:rPr>
+      </w:pPr>
+    </w:p>
+    <w:p>
+      <w:pPr>
+        <w:rPr>
+          <w:lang w:val="en-IN"/>
+        </w:rPr>
+      </w:pPr>
+      <w:r>
+        <w:rPr>
+          <w:lang w:val="en-IN"/>
+        </w:rPr>
+        <w:t xml:space="preserve">        </w:t>
+      </w:r>
+      <w:proofErr w:type="spellStart"/>
+      <w:r>
+        <w:rPr>
+          <w:lang w:val="en-IN"/>
+        </w:rPr>
+        <w:t>sortProducts</w:t>
+      </w:r>
+      <w:proofErr w:type="spellEnd"/>
+      <w:r>
+        <w:rPr>
+          <w:lang w:val="en-IN"/>
+        </w:rPr>
+        <w:t>(</w:t>
+      </w:r>
+      <w:proofErr w:type="spellStart"/>
+      <w:r>
+        <w:rPr>
+          <w:lang w:val="en-IN"/>
+        </w:rPr>
+        <w:t>arr</w:t>
+      </w:r>
+      <w:proofErr w:type="spellEnd"/>
+      <w:r>
+        <w:rPr>
+          <w:lang w:val="en-IN"/>
+        </w:rPr>
+        <w:t>);</w:t>
+      </w:r>
+    </w:p>
+    <w:p>
+      <w:pPr>
+        <w:rPr>
+          <w:lang w:val="en-IN"/>
+        </w:rPr>
+      </w:pPr>
+    </w:p>
+    <w:p>
+      <w:pPr>
+        <w:rPr>
+          <w:lang w:val="en-IN"/>
+        </w:rPr>
+      </w:pPr>
+      <w:r>
+        <w:rPr>
+          <w:lang w:val="en-IN"/>
+        </w:rPr>
+        <w:t xml:space="preserve">        </w:t>
+      </w:r>
+      <w:proofErr w:type="spellStart"/>
+      <w:r>
+        <w:rPr>
+          <w:lang w:val="en-IN"/>
+        </w:rPr>
+        <w:t>System.out.println</w:t>
+      </w:r>
+      <w:proofErr w:type="spellEnd"/>
+      <w:r>
+        <w:rPr>
+          <w:lang w:val="en-IN"/>
+        </w:rPr>
+        <w:t xml:space="preserve">("Binary Search Index: " + </w:t>
+      </w:r>
+      <w:proofErr w:type="spellStart"/>
+      <w:r>
+        <w:rPr>
+          <w:lang w:val="en-IN"/>
+        </w:rPr>
+        <w:t>binarySearch</w:t>
+      </w:r>
+      <w:proofErr w:type="spellEnd"/>
+      <w:r>
+        <w:rPr>
+          <w:lang w:val="en-IN"/>
+        </w:rPr>
+        <w:t>(</w:t>
+      </w:r>
+      <w:proofErr w:type="spellStart"/>
+      <w:r>
+        <w:rPr>
+          <w:lang w:val="en-IN"/>
+        </w:rPr>
+        <w:t>arr</w:t>
+      </w:r>
+      <w:proofErr w:type="spellEnd"/>
+      <w:r>
+        <w:rPr>
+          <w:lang w:val="en-IN"/>
+        </w:rPr>
+        <w:t>, "Banana"));</w:t>
       </w:r>
     </w:p>
     <w:p>
@@ -452,1055 +1694,6 @@
           <w:lang w:val="en-IN"/>
         </w:rPr>
       </w:pPr>
-    </w:p>
-    <w:p>
-      <w:pPr>
-        <w:rPr>
-          <w:lang w:val="en-IN"/>
-        </w:rPr>
-      </w:pPr>
-      <w:r>
-        <w:rPr>
-          <w:lang w:val="en-IN"/>
-        </w:rPr>
-        <w:t xml:space="preserve">    static void </w:t>
-      </w:r>
-      <w:proofErr w:type="spellStart"/>
-      <w:r>
-        <w:rPr>
-          <w:lang w:val="en-IN"/>
-        </w:rPr>
-        <w:t>sortProducts</w:t>
-      </w:r>
-      <w:proofErr w:type="spellEnd"/>
-      <w:r>
-        <w:rPr>
-          <w:lang w:val="en-IN"/>
-        </w:rPr>
-        <w:t xml:space="preserve">(Product[] </w:t>
-      </w:r>
-      <w:proofErr w:type="spellStart"/>
-      <w:r>
-        <w:rPr>
-          <w:lang w:val="en-IN"/>
-        </w:rPr>
-        <w:t>arr</w:t>
-      </w:r>
-      <w:proofErr w:type="spellEnd"/>
-      <w:r>
-        <w:rPr>
-          <w:lang w:val="en-IN"/>
-        </w:rPr>
-        <w:t>) {</w:t>
-      </w:r>
-    </w:p>
-    <w:p>
-      <w:pPr>
-        <w:rPr>
-          <w:lang w:val="en-IN"/>
-        </w:rPr>
-      </w:pPr>
-      <w:r>
-        <w:rPr>
-          <w:lang w:val="en-IN"/>
-        </w:rPr>
-        <w:t xml:space="preserve">        for (int </w:t>
-      </w:r>
-      <w:proofErr w:type="spellStart"/>
-      <w:r>
-        <w:rPr>
-          <w:lang w:val="en-IN"/>
-        </w:rPr>
-        <w:t>i</w:t>
-      </w:r>
-      <w:proofErr w:type="spellEnd"/>
-      <w:r>
-        <w:rPr>
-          <w:lang w:val="en-IN"/>
-        </w:rPr>
-        <w:t xml:space="preserve"> = 0; </w:t>
-      </w:r>
-      <w:proofErr w:type="spellStart"/>
-      <w:r>
-        <w:rPr>
-          <w:lang w:val="en-IN"/>
-        </w:rPr>
-        <w:t>i</w:t>
-      </w:r>
-      <w:proofErr w:type="spellEnd"/>
-      <w:r>
-        <w:rPr>
-          <w:lang w:val="en-IN"/>
-        </w:rPr>
-        <w:t xml:space="preserve"> &lt; </w:t>
-      </w:r>
-      <w:proofErr w:type="spellStart"/>
-      <w:r>
-        <w:rPr>
-          <w:lang w:val="en-IN"/>
-        </w:rPr>
-        <w:t>arr.length</w:t>
-      </w:r>
-      <w:proofErr w:type="spellEnd"/>
-      <w:r>
-        <w:rPr>
-          <w:lang w:val="en-IN"/>
-        </w:rPr>
-        <w:t xml:space="preserve"> - 1; </w:t>
-      </w:r>
-      <w:proofErr w:type="spellStart"/>
-      <w:r>
-        <w:rPr>
-          <w:lang w:val="en-IN"/>
-        </w:rPr>
-        <w:t>i</w:t>
-      </w:r>
-      <w:proofErr w:type="spellEnd"/>
-      <w:r>
-        <w:rPr>
-          <w:lang w:val="en-IN"/>
-        </w:rPr>
-        <w:t>++) {</w:t>
-      </w:r>
-    </w:p>
-    <w:p>
-      <w:pPr>
-        <w:rPr>
-          <w:lang w:val="en-IN"/>
-        </w:rPr>
-      </w:pPr>
-      <w:r>
-        <w:rPr>
-          <w:lang w:val="en-IN"/>
-        </w:rPr>
-        <w:t xml:space="preserve">            for (int j = 0; j &lt; </w:t>
-      </w:r>
-      <w:proofErr w:type="spellStart"/>
-      <w:r>
-        <w:rPr>
-          <w:lang w:val="en-IN"/>
-        </w:rPr>
-        <w:t>arr.length</w:t>
-      </w:r>
-      <w:proofErr w:type="spellEnd"/>
-      <w:r>
-        <w:rPr>
-          <w:lang w:val="en-IN"/>
-        </w:rPr>
-        <w:t xml:space="preserve"> - 1 - </w:t>
-      </w:r>
-      <w:proofErr w:type="spellStart"/>
-      <w:r>
-        <w:rPr>
-          <w:lang w:val="en-IN"/>
-        </w:rPr>
-        <w:t>i</w:t>
-      </w:r>
-      <w:proofErr w:type="spellEnd"/>
-      <w:r>
-        <w:rPr>
-          <w:lang w:val="en-IN"/>
-        </w:rPr>
-        <w:t xml:space="preserve">; </w:t>
-      </w:r>
-      <w:proofErr w:type="spellStart"/>
-      <w:r>
-        <w:rPr>
-          <w:lang w:val="en-IN"/>
-        </w:rPr>
-        <w:t>j++</w:t>
-      </w:r>
-      <w:proofErr w:type="spellEnd"/>
-      <w:r>
-        <w:rPr>
-          <w:lang w:val="en-IN"/>
-        </w:rPr>
-        <w:t>) {</w:t>
-      </w:r>
-    </w:p>
-    <w:p>
-      <w:pPr>
-        <w:rPr>
-          <w:lang w:val="en-IN"/>
-        </w:rPr>
-      </w:pPr>
-      <w:r>
-        <w:rPr>
-          <w:lang w:val="en-IN"/>
-        </w:rPr>
-        <w:t xml:space="preserve">                if (</w:t>
-      </w:r>
-      <w:proofErr w:type="spellStart"/>
-      <w:r>
-        <w:rPr>
-          <w:lang w:val="en-IN"/>
-        </w:rPr>
-        <w:t>arr</w:t>
-      </w:r>
-      <w:proofErr w:type="spellEnd"/>
-      <w:r>
-        <w:rPr>
-          <w:lang w:val="en-IN"/>
-        </w:rPr>
-        <w:t>[j].</w:t>
-      </w:r>
-      <w:proofErr w:type="spellStart"/>
-      <w:r>
-        <w:rPr>
-          <w:lang w:val="en-IN"/>
-        </w:rPr>
-        <w:t>name.compareToIgnoreCase</w:t>
-      </w:r>
-      <w:proofErr w:type="spellEnd"/>
-      <w:r>
-        <w:rPr>
-          <w:lang w:val="en-IN"/>
-        </w:rPr>
-        <w:t>(</w:t>
-      </w:r>
-      <w:proofErr w:type="spellStart"/>
-      <w:r>
-        <w:rPr>
-          <w:lang w:val="en-IN"/>
-        </w:rPr>
-        <w:t>arr</w:t>
-      </w:r>
-      <w:proofErr w:type="spellEnd"/>
-      <w:r>
-        <w:rPr>
-          <w:lang w:val="en-IN"/>
-        </w:rPr>
-        <w:t>[j + 1].name) &gt; 0) {</w:t>
-      </w:r>
-    </w:p>
-    <w:p>
-      <w:pPr>
-        <w:rPr>
-          <w:lang w:val="en-IN"/>
-        </w:rPr>
-      </w:pPr>
-      <w:r>
-        <w:rPr>
-          <w:lang w:val="en-IN"/>
-        </w:rPr>
-        <w:t xml:space="preserve">                    Product temp = </w:t>
-      </w:r>
-      <w:proofErr w:type="spellStart"/>
-      <w:r>
-        <w:rPr>
-          <w:lang w:val="en-IN"/>
-        </w:rPr>
-        <w:t>arr</w:t>
-      </w:r>
-      <w:proofErr w:type="spellEnd"/>
-      <w:r>
-        <w:rPr>
-          <w:lang w:val="en-IN"/>
-        </w:rPr>
-        <w:t>[j];</w:t>
-      </w:r>
-    </w:p>
-    <w:p>
-      <w:pPr>
-        <w:rPr>
-          <w:lang w:val="en-IN"/>
-        </w:rPr>
-      </w:pPr>
-      <w:r>
-        <w:rPr>
-          <w:lang w:val="en-IN"/>
-        </w:rPr>
-        <w:t xml:space="preserve">                    </w:t>
-      </w:r>
-      <w:proofErr w:type="spellStart"/>
-      <w:r>
-        <w:rPr>
-          <w:lang w:val="en-IN"/>
-        </w:rPr>
-        <w:t>arr</w:t>
-      </w:r>
-      <w:proofErr w:type="spellEnd"/>
-      <w:r>
-        <w:rPr>
-          <w:lang w:val="en-IN"/>
-        </w:rPr>
-        <w:t xml:space="preserve">[j] = </w:t>
-      </w:r>
-      <w:proofErr w:type="spellStart"/>
-      <w:r>
-        <w:rPr>
-          <w:lang w:val="en-IN"/>
-        </w:rPr>
-        <w:t>arr</w:t>
-      </w:r>
-      <w:proofErr w:type="spellEnd"/>
-      <w:r>
-        <w:rPr>
-          <w:lang w:val="en-IN"/>
-        </w:rPr>
-        <w:t>[j + 1];</w:t>
-      </w:r>
-    </w:p>
-    <w:p>
-      <w:pPr>
-        <w:rPr>
-          <w:lang w:val="en-IN"/>
-        </w:rPr>
-      </w:pPr>
-      <w:r>
-        <w:rPr>
-          <w:lang w:val="en-IN"/>
-        </w:rPr>
-        <w:lastRenderedPageBreak/>
-        <w:t xml:space="preserve">                    </w:t>
-      </w:r>
-      <w:proofErr w:type="spellStart"/>
-      <w:r>
-        <w:rPr>
-          <w:lang w:val="en-IN"/>
-        </w:rPr>
-        <w:t>arr</w:t>
-      </w:r>
-      <w:proofErr w:type="spellEnd"/>
-      <w:r>
-        <w:rPr>
-          <w:lang w:val="en-IN"/>
-        </w:rPr>
-        <w:t>[j + 1] = temp;</w:t>
-      </w:r>
-    </w:p>
-    <w:p>
-      <w:pPr>
-        <w:rPr>
-          <w:lang w:val="en-IN"/>
-        </w:rPr>
-      </w:pPr>
-      <w:r>
-        <w:rPr>
-          <w:lang w:val="en-IN"/>
-        </w:rPr>
-        <w:t xml:space="preserve">                }</w:t>
-      </w:r>
-    </w:p>
-    <w:p>
-      <w:pPr>
-        <w:rPr>
-          <w:lang w:val="en-IN"/>
-        </w:rPr>
-      </w:pPr>
-      <w:r>
-        <w:rPr>
-          <w:lang w:val="en-IN"/>
-        </w:rPr>
-        <w:t xml:space="preserve">            }</w:t>
-      </w:r>
-    </w:p>
-    <w:p>
-      <w:pPr>
-        <w:rPr>
-          <w:lang w:val="en-IN"/>
-        </w:rPr>
-      </w:pPr>
-      <w:r>
-        <w:rPr>
-          <w:lang w:val="en-IN"/>
-        </w:rPr>
-        <w:t xml:space="preserve">        }</w:t>
-      </w:r>
-    </w:p>
-    <w:p>
-      <w:pPr>
-        <w:rPr>
-          <w:lang w:val="en-IN"/>
-        </w:rPr>
-      </w:pPr>
-      <w:r>
-        <w:rPr>
-          <w:lang w:val="en-IN"/>
-        </w:rPr>
-        <w:t xml:space="preserve">    }</w:t>
-      </w:r>
-    </w:p>
-    <w:p>
-      <w:pPr>
-        <w:rPr>
-          <w:lang w:val="en-IN"/>
-        </w:rPr>
-      </w:pPr>
-    </w:p>
-    <w:p>
-      <w:pPr>
-        <w:rPr>
-          <w:lang w:val="en-IN"/>
-        </w:rPr>
-      </w:pPr>
-      <w:r>
-        <w:rPr>
-          <w:lang w:val="en-IN"/>
-        </w:rPr>
-        <w:t xml:space="preserve">    static int </w:t>
-      </w:r>
-      <w:proofErr w:type="spellStart"/>
-      <w:r>
-        <w:rPr>
-          <w:lang w:val="en-IN"/>
-        </w:rPr>
-        <w:t>binarySearch</w:t>
-      </w:r>
-      <w:proofErr w:type="spellEnd"/>
-      <w:r>
-        <w:rPr>
-          <w:lang w:val="en-IN"/>
-        </w:rPr>
-        <w:t xml:space="preserve">(Product[] </w:t>
-      </w:r>
-      <w:proofErr w:type="spellStart"/>
-      <w:r>
-        <w:rPr>
-          <w:lang w:val="en-IN"/>
-        </w:rPr>
-        <w:t>arr</w:t>
-      </w:r>
-      <w:proofErr w:type="spellEnd"/>
-      <w:r>
-        <w:rPr>
-          <w:lang w:val="en-IN"/>
-        </w:rPr>
-        <w:t>, String key) {</w:t>
-      </w:r>
-    </w:p>
-    <w:p>
-      <w:pPr>
-        <w:rPr>
-          <w:lang w:val="en-IN"/>
-        </w:rPr>
-      </w:pPr>
-      <w:r>
-        <w:rPr>
-          <w:lang w:val="en-IN"/>
-        </w:rPr>
-        <w:t xml:space="preserve">        int left = 0;</w:t>
-      </w:r>
-    </w:p>
-    <w:p>
-      <w:pPr>
-        <w:rPr>
-          <w:lang w:val="en-IN"/>
-        </w:rPr>
-      </w:pPr>
-      <w:r>
-        <w:rPr>
-          <w:lang w:val="en-IN"/>
-        </w:rPr>
-        <w:t xml:space="preserve">        int right = </w:t>
-      </w:r>
-      <w:proofErr w:type="spellStart"/>
-      <w:r>
-        <w:rPr>
-          <w:lang w:val="en-IN"/>
-        </w:rPr>
-        <w:t>arr.length</w:t>
-      </w:r>
-      <w:proofErr w:type="spellEnd"/>
-      <w:r>
-        <w:rPr>
-          <w:lang w:val="en-IN"/>
-        </w:rPr>
-        <w:t xml:space="preserve"> - 1;</w:t>
-      </w:r>
-    </w:p>
-    <w:p>
-      <w:pPr>
-        <w:rPr>
-          <w:lang w:val="en-IN"/>
-        </w:rPr>
-      </w:pPr>
-    </w:p>
-    <w:p>
-      <w:pPr>
-        <w:rPr>
-          <w:lang w:val="en-IN"/>
-        </w:rPr>
-      </w:pPr>
-      <w:r>
-        <w:rPr>
-          <w:lang w:val="en-IN"/>
-        </w:rPr>
-        <w:t xml:space="preserve">        while (left &lt;= right) {</w:t>
-      </w:r>
-    </w:p>
-    <w:p>
-      <w:pPr>
-        <w:rPr>
-          <w:lang w:val="en-IN"/>
-        </w:rPr>
-      </w:pPr>
-      <w:r>
-        <w:rPr>
-          <w:lang w:val="en-IN"/>
-        </w:rPr>
-        <w:t xml:space="preserve">            int mid = (left + right) / 2;</w:t>
-      </w:r>
-    </w:p>
-    <w:p>
-      <w:pPr>
-        <w:rPr>
-          <w:lang w:val="en-IN"/>
-        </w:rPr>
-      </w:pPr>
-    </w:p>
-    <w:p>
-      <w:pPr>
-        <w:rPr>
-          <w:lang w:val="en-IN"/>
-        </w:rPr>
-      </w:pPr>
-      <w:r>
-        <w:rPr>
-          <w:lang w:val="en-IN"/>
-        </w:rPr>
-        <w:t xml:space="preserve">            int </w:t>
-      </w:r>
-      <w:proofErr w:type="spellStart"/>
-      <w:r>
-        <w:rPr>
-          <w:lang w:val="en-IN"/>
-        </w:rPr>
-        <w:t>cmp</w:t>
-      </w:r>
-      <w:proofErr w:type="spellEnd"/>
-      <w:r>
-        <w:rPr>
-          <w:lang w:val="en-IN"/>
-        </w:rPr>
-        <w:t xml:space="preserve"> = </w:t>
-      </w:r>
-      <w:proofErr w:type="spellStart"/>
-      <w:r>
-        <w:rPr>
-          <w:lang w:val="en-IN"/>
-        </w:rPr>
-        <w:t>arr</w:t>
-      </w:r>
-      <w:proofErr w:type="spellEnd"/>
-      <w:r>
-        <w:rPr>
-          <w:lang w:val="en-IN"/>
-        </w:rPr>
-        <w:t>[mid].</w:t>
-      </w:r>
-      <w:proofErr w:type="spellStart"/>
-      <w:r>
-        <w:rPr>
-          <w:lang w:val="en-IN"/>
-        </w:rPr>
-        <w:t>name.compareToIgnoreCase</w:t>
-      </w:r>
-      <w:proofErr w:type="spellEnd"/>
-      <w:r>
-        <w:rPr>
-          <w:lang w:val="en-IN"/>
-        </w:rPr>
-        <w:t>(key);</w:t>
-      </w:r>
-    </w:p>
-    <w:p>
-      <w:pPr>
-        <w:rPr>
-          <w:lang w:val="en-IN"/>
-        </w:rPr>
-      </w:pPr>
-    </w:p>
-    <w:p>
-      <w:pPr>
-        <w:rPr>
-          <w:lang w:val="en-IN"/>
-        </w:rPr>
-      </w:pPr>
-      <w:r>
-        <w:rPr>
-          <w:lang w:val="en-IN"/>
-        </w:rPr>
-        <w:t xml:space="preserve">            if (</w:t>
-      </w:r>
-      <w:proofErr w:type="spellStart"/>
-      <w:r>
-        <w:rPr>
-          <w:lang w:val="en-IN"/>
-        </w:rPr>
-        <w:t>cmp</w:t>
-      </w:r>
-      <w:proofErr w:type="spellEnd"/>
-      <w:r>
-        <w:rPr>
-          <w:lang w:val="en-IN"/>
-        </w:rPr>
-        <w:t xml:space="preserve"> == 0) {</w:t>
-      </w:r>
-    </w:p>
-    <w:p>
-      <w:pPr>
-        <w:rPr>
-          <w:lang w:val="en-IN"/>
-        </w:rPr>
-      </w:pPr>
-      <w:r>
-        <w:rPr>
-          <w:lang w:val="en-IN"/>
-        </w:rPr>
-        <w:t xml:space="preserve">                return mid;</w:t>
-      </w:r>
-    </w:p>
-    <w:p>
-      <w:pPr>
-        <w:rPr>
-          <w:lang w:val="en-IN"/>
-        </w:rPr>
-      </w:pPr>
-      <w:r>
-        <w:rPr>
-          <w:lang w:val="en-IN"/>
-        </w:rPr>
-        <w:t xml:space="preserve">            } else if (</w:t>
-      </w:r>
-      <w:proofErr w:type="spellStart"/>
-      <w:r>
-        <w:rPr>
-          <w:lang w:val="en-IN"/>
-        </w:rPr>
-        <w:t>cmp</w:t>
-      </w:r>
-      <w:proofErr w:type="spellEnd"/>
-      <w:r>
-        <w:rPr>
-          <w:lang w:val="en-IN"/>
-        </w:rPr>
-        <w:t xml:space="preserve"> &lt; 0) {</w:t>
-      </w:r>
-    </w:p>
-    <w:p>
-      <w:pPr>
-        <w:rPr>
-          <w:lang w:val="en-IN"/>
-        </w:rPr>
-      </w:pPr>
-      <w:r>
-        <w:rPr>
-          <w:lang w:val="en-IN"/>
-        </w:rPr>
-        <w:t xml:space="preserve">                left = mid + 1;</w:t>
-      </w:r>
-    </w:p>
-    <w:p>
-      <w:pPr>
-        <w:rPr>
-          <w:lang w:val="en-IN"/>
-        </w:rPr>
-      </w:pPr>
-      <w:r>
-        <w:rPr>
-          <w:lang w:val="en-IN"/>
-        </w:rPr>
-        <w:t xml:space="preserve">            } else {</w:t>
-      </w:r>
-    </w:p>
-    <w:p>
-      <w:pPr>
-        <w:rPr>
-          <w:lang w:val="en-IN"/>
-        </w:rPr>
-      </w:pPr>
-      <w:r>
-        <w:rPr>
-          <w:lang w:val="en-IN"/>
-        </w:rPr>
-        <w:t xml:space="preserve">                right = mid - 1;</w:t>
-      </w:r>
-    </w:p>
-    <w:p>
-      <w:pPr>
-        <w:rPr>
-          <w:lang w:val="en-IN"/>
-        </w:rPr>
-      </w:pPr>
-      <w:r>
-        <w:rPr>
-          <w:lang w:val="en-IN"/>
-        </w:rPr>
-        <w:t xml:space="preserve">            }</w:t>
-      </w:r>
-    </w:p>
-    <w:p>
-      <w:pPr>
-        <w:rPr>
-          <w:lang w:val="en-IN"/>
-        </w:rPr>
-      </w:pPr>
-      <w:r>
-        <w:rPr>
-          <w:lang w:val="en-IN"/>
-        </w:rPr>
-        <w:t xml:space="preserve">        }</w:t>
-      </w:r>
-    </w:p>
-    <w:p>
-      <w:pPr>
-        <w:rPr>
-          <w:lang w:val="en-IN"/>
-        </w:rPr>
-      </w:pPr>
-    </w:p>
-    <w:p>
-      <w:pPr>
-        <w:rPr>
-          <w:lang w:val="en-IN"/>
-        </w:rPr>
-      </w:pPr>
-      <w:r>
-        <w:rPr>
-          <w:lang w:val="en-IN"/>
-        </w:rPr>
-        <w:t xml:space="preserve">        return -1;</w:t>
-      </w:r>
-    </w:p>
-    <w:p>
-      <w:pPr>
-        <w:rPr>
-          <w:lang w:val="en-IN"/>
-        </w:rPr>
-      </w:pPr>
-      <w:r>
-        <w:rPr>
-          <w:lang w:val="en-IN"/>
-        </w:rPr>
-        <w:t xml:space="preserve">    }</w:t>
-      </w:r>
-    </w:p>
-    <w:p>
-      <w:pPr>
-        <w:rPr>
-          <w:lang w:val="en-IN"/>
-        </w:rPr>
-      </w:pPr>
-    </w:p>
-    <w:p>
-      <w:pPr>
-        <w:rPr>
-          <w:lang w:val="en-IN"/>
-        </w:rPr>
-      </w:pPr>
-      <w:r>
-        <w:rPr>
-          <w:lang w:val="en-IN"/>
-        </w:rPr>
-        <w:t xml:space="preserve">    public static void main(String[] </w:t>
-      </w:r>
-      <w:proofErr w:type="spellStart"/>
-      <w:r>
-        <w:rPr>
-          <w:lang w:val="en-IN"/>
-        </w:rPr>
-        <w:t>args</w:t>
-      </w:r>
-      <w:proofErr w:type="spellEnd"/>
-      <w:r>
-        <w:rPr>
-          <w:lang w:val="en-IN"/>
-        </w:rPr>
-        <w:t>) {</w:t>
-      </w:r>
-    </w:p>
-    <w:p>
-      <w:pPr>
-        <w:rPr>
-          <w:lang w:val="en-IN"/>
-        </w:rPr>
-      </w:pPr>
-    </w:p>
-    <w:p>
-      <w:pPr>
-        <w:rPr>
-          <w:lang w:val="en-IN"/>
-        </w:rPr>
-      </w:pPr>
-      <w:r>
-        <w:rPr>
-          <w:lang w:val="en-IN"/>
-        </w:rPr>
-        <w:t xml:space="preserve">        Product[] </w:t>
-      </w:r>
-      <w:proofErr w:type="spellStart"/>
-      <w:r>
-        <w:rPr>
-          <w:lang w:val="en-IN"/>
-        </w:rPr>
-        <w:t>arr</w:t>
-      </w:r>
-      <w:proofErr w:type="spellEnd"/>
-      <w:r>
-        <w:rPr>
-          <w:lang w:val="en-IN"/>
-        </w:rPr>
-        <w:t xml:space="preserve"> = {</w:t>
-      </w:r>
-    </w:p>
-    <w:p>
-      <w:pPr>
-        <w:rPr>
-          <w:lang w:val="en-IN"/>
-        </w:rPr>
-      </w:pPr>
-      <w:r>
-        <w:rPr>
-          <w:lang w:val="en-IN"/>
-        </w:rPr>
-        <w:t xml:space="preserve">            new Product(1, "Apple", "Fruit"),</w:t>
-      </w:r>
-    </w:p>
-    <w:p>
-      <w:pPr>
-        <w:rPr>
-          <w:lang w:val="en-IN"/>
-        </w:rPr>
-      </w:pPr>
-      <w:r>
-        <w:rPr>
-          <w:lang w:val="en-IN"/>
-        </w:rPr>
-        <w:lastRenderedPageBreak/>
-        <w:t xml:space="preserve">            new Product(2, "Banana", "Fruit"),</w:t>
-      </w:r>
-    </w:p>
-    <w:p>
-      <w:pPr>
-        <w:rPr>
-          <w:lang w:val="en-IN"/>
-        </w:rPr>
-      </w:pPr>
-      <w:r>
-        <w:rPr>
-          <w:lang w:val="en-IN"/>
-        </w:rPr>
-        <w:t xml:space="preserve">            new Product(3, "Mango", "Fruit"),</w:t>
-      </w:r>
-    </w:p>
-    <w:p>
-      <w:pPr>
-        <w:rPr>
-          <w:lang w:val="en-IN"/>
-        </w:rPr>
-      </w:pPr>
-      <w:r>
-        <w:rPr>
-          <w:lang w:val="en-IN"/>
-        </w:rPr>
-        <w:t xml:space="preserve">            new Product(4, "Orange", "Fruit")</w:t>
-      </w:r>
-    </w:p>
-    <w:p>
-      <w:pPr>
-        <w:rPr>
-          <w:lang w:val="en-IN"/>
-        </w:rPr>
-      </w:pPr>
-      <w:r>
-        <w:rPr>
-          <w:lang w:val="en-IN"/>
-        </w:rPr>
-        <w:t xml:space="preserve">        };</w:t>
-      </w:r>
-    </w:p>
-    <w:p>
-      <w:pPr>
-        <w:rPr>
-          <w:lang w:val="en-IN"/>
-        </w:rPr>
-      </w:pPr>
-    </w:p>
-    <w:p>
-      <w:pPr>
-        <w:rPr>
-          <w:lang w:val="en-IN"/>
-        </w:rPr>
-      </w:pPr>
-      <w:r>
-        <w:rPr>
-          <w:lang w:val="en-IN"/>
-        </w:rPr>
-        <w:t xml:space="preserve">        </w:t>
-      </w:r>
-      <w:proofErr w:type="spellStart"/>
-      <w:r>
-        <w:rPr>
-          <w:lang w:val="en-IN"/>
-        </w:rPr>
-        <w:t>System.out.println</w:t>
-      </w:r>
-      <w:proofErr w:type="spellEnd"/>
-      <w:r>
-        <w:rPr>
-          <w:lang w:val="en-IN"/>
-        </w:rPr>
-        <w:t xml:space="preserve">("Linear Search Index: " + </w:t>
-      </w:r>
-      <w:proofErr w:type="spellStart"/>
-      <w:r>
-        <w:rPr>
-          <w:lang w:val="en-IN"/>
-        </w:rPr>
-        <w:t>linearSearch</w:t>
-      </w:r>
-      <w:proofErr w:type="spellEnd"/>
-      <w:r>
-        <w:rPr>
-          <w:lang w:val="en-IN"/>
-        </w:rPr>
-        <w:t>(</w:t>
-      </w:r>
-      <w:proofErr w:type="spellStart"/>
-      <w:r>
-        <w:rPr>
-          <w:lang w:val="en-IN"/>
-        </w:rPr>
-        <w:t>arr</w:t>
-      </w:r>
-      <w:proofErr w:type="spellEnd"/>
-      <w:r>
-        <w:rPr>
-          <w:lang w:val="en-IN"/>
-        </w:rPr>
-        <w:t>, "Banana"));</w:t>
-      </w:r>
-    </w:p>
-    <w:p>
-      <w:pPr>
-        <w:rPr>
-          <w:lang w:val="en-IN"/>
-        </w:rPr>
-      </w:pPr>
-    </w:p>
-    <w:p>
-      <w:pPr>
-        <w:rPr>
-          <w:lang w:val="en-IN"/>
-        </w:rPr>
-      </w:pPr>
-      <w:r>
-        <w:rPr>
-          <w:lang w:val="en-IN"/>
-        </w:rPr>
-        <w:t xml:space="preserve">        </w:t>
-      </w:r>
-      <w:proofErr w:type="spellStart"/>
-      <w:r>
-        <w:rPr>
-          <w:lang w:val="en-IN"/>
-        </w:rPr>
-        <w:t>sortProducts</w:t>
-      </w:r>
-      <w:proofErr w:type="spellEnd"/>
-      <w:r>
-        <w:rPr>
-          <w:lang w:val="en-IN"/>
-        </w:rPr>
-        <w:t>(</w:t>
-      </w:r>
-      <w:proofErr w:type="spellStart"/>
-      <w:r>
-        <w:rPr>
-          <w:lang w:val="en-IN"/>
-        </w:rPr>
-        <w:t>arr</w:t>
-      </w:r>
-      <w:proofErr w:type="spellEnd"/>
-      <w:r>
-        <w:rPr>
-          <w:lang w:val="en-IN"/>
-        </w:rPr>
-        <w:t>);</w:t>
-      </w:r>
-    </w:p>
-    <w:p>
-      <w:pPr>
-        <w:rPr>
-          <w:lang w:val="en-IN"/>
-        </w:rPr>
-      </w:pPr>
-    </w:p>
-    <w:p>
-      <w:pPr>
-        <w:rPr>
-          <w:lang w:val="en-IN"/>
-        </w:rPr>
-      </w:pPr>
-      <w:r>
-        <w:rPr>
-          <w:lang w:val="en-IN"/>
-        </w:rPr>
-        <w:t xml:space="preserve">        </w:t>
-      </w:r>
-      <w:proofErr w:type="spellStart"/>
-      <w:r>
-        <w:rPr>
-          <w:lang w:val="en-IN"/>
-        </w:rPr>
-        <w:t>System.out.println</w:t>
-      </w:r>
-      <w:proofErr w:type="spellEnd"/>
-      <w:r>
-        <w:rPr>
-          <w:lang w:val="en-IN"/>
-        </w:rPr>
-        <w:t xml:space="preserve">("Binary Search Index: " + </w:t>
-      </w:r>
-      <w:proofErr w:type="spellStart"/>
-      <w:r>
-        <w:rPr>
-          <w:lang w:val="en-IN"/>
-        </w:rPr>
-        <w:t>binarySearch</w:t>
-      </w:r>
-      <w:proofErr w:type="spellEnd"/>
-      <w:r>
-        <w:rPr>
-          <w:lang w:val="en-IN"/>
-        </w:rPr>
-        <w:t>(</w:t>
-      </w:r>
-      <w:proofErr w:type="spellStart"/>
-      <w:r>
-        <w:rPr>
-          <w:lang w:val="en-IN"/>
-        </w:rPr>
-        <w:t>arr</w:t>
-      </w:r>
-      <w:proofErr w:type="spellEnd"/>
-      <w:r>
-        <w:rPr>
-          <w:lang w:val="en-IN"/>
-        </w:rPr>
-        <w:t>, "Banana"));</w:t>
-      </w:r>
-    </w:p>
-    <w:p>
-      <w:pPr>
-        <w:rPr>
-          <w:lang w:val="en-IN"/>
-        </w:rPr>
-      </w:pPr>
-      <w:r>
-        <w:rPr>
-          <w:lang w:val="en-IN"/>
-        </w:rPr>
-        <w:t xml:space="preserve">    }</w:t>
-      </w:r>
-    </w:p>
-    <w:p>
-      <w:pPr>
-        <w:rPr>
-          <w:lang w:val="en-IN"/>
-        </w:rPr>
-      </w:pPr>
       <w:r>
         <w:rPr>
           <w:lang w:val="en-IN"/>
@@ -1510,6 +1703,9 @@
     </w:p>
     <w:p>
       <w:r>
+        <w:rPr>
+          <w:noProof/>
+        </w:rPr>
         <w:drawing>
           <wp:inline distT="0" distB="0" distL="0" distR="0" wp14:anchorId="6D305060" wp14:editId="5AF16034">
             <wp:extent cx="5731510" cy="1187450"/>
@@ -1526,7 +1722,7 @@
                     <pic:cNvPicPr/>
                   </pic:nvPicPr>
                   <pic:blipFill>
-                    <a:blip r:embed="rId4"/>
+                    <a:blip r:embed="rId5"/>
                     <a:stretch>
                       <a:fillRect/>
                     </a:stretch>
@@ -1555,6 +1751,315 @@
     </w:sectPr>
   </w:body>
 </w:document>
+</file>
+
+<file path=word/numbering.xml><?xml version="1.0" encoding="utf-8"?>
+<w:numbering xmlns:wpc="http://schemas.microsoft.com/office/word/2010/wordprocessingCanvas" xmlns:cx="http://schemas.microsoft.com/office/drawing/2014/chartex" xmlns:cx1="http://schemas.microsoft.com/office/drawing/2015/9/8/chartex" xmlns:cx2="http://schemas.microsoft.com/office/drawing/2015/10/21/chartex" xmlns:cx3="http://schemas.microsoft.com/office/drawing/2016/5/9/chartex" xmlns:cx4="http://schemas.microsoft.com/office/drawing/2016/5/10/chartex" xmlns:cx5="http://schemas.microsoft.com/office/drawing/2016/5/11/chartex" xmlns:cx6="http://schemas.microsoft.com/office/drawing/2016/5/12/chartex" xmlns:cx7="http://schemas.microsoft.com/office/drawing/2016/5/13/chartex" xmlns:cx8="http://schemas.microsoft.com/office/drawing/2016/5/14/chartex" xmlns:mc="http://schemas.openxmlformats.org/markup-compatibility/2006" xmlns:aink="http://schemas.microsoft.com/office/drawing/2016/ink" xmlns:am3d="http://schemas.microsoft.com/office/drawing/2017/model3d" xmlns:o="urn:schemas-microsoft-com:office:office" xmlns:oel="http://schemas.microsoft.com/office/2019/extlst" xmlns:r="http://schemas.openxmlformats.org/officeDocument/2006/relationships" xmlns:m="http://schemas.openxmlformats.org/officeDocument/2006/math" xmlns:v="urn:schemas-microsoft-com:vml" xmlns:wp14="http://schemas.microsoft.com/office/word/2010/wordprocessingDrawing" xmlns:wp="http://schemas.openxmlformats.org/drawingml/2006/wordprocessingDrawing" xmlns:w10="urn:schemas-microsoft-com:office:word" xmlns:w="http://schemas.openxmlformats.org/wordprocessingml/2006/main" xmlns:w14="http://schemas.microsoft.com/office/word/2010/wordml" xmlns:w15="http://schemas.microsoft.com/office/word/2012/wordml" xmlns:w16cex="http://schemas.microsoft.com/office/word/2018/wordml/cex" xmlns:w16cid="http://schemas.microsoft.com/office/word/2016/wordml/cid" xmlns:w16="http://schemas.microsoft.com/office/word/2018/wordml" xmlns:w16du="http://schemas.microsoft.com/office/word/2023/wordml/word16du" xmlns:w16sdtdh="http://schemas.microsoft.com/office/word/2020/wordml/sdtdatahash" xmlns:w16sdtfl="http://schemas.microsoft.com/office/word/2024/wordml/sdtformatlock" xmlns:w16se="http://schemas.microsoft.com/office/word/2015/wordml/symex" xmlns:wpg="http://schemas.microsoft.com/office/word/2010/wordprocessingGroup" xmlns:wpi="http://schemas.microsoft.com/office/word/2010/wordprocessingInk" xmlns:wne="http://schemas.microsoft.com/office/word/2006/wordml" xmlns:wps="http://schemas.microsoft.com/office/word/2010/wordprocessingShape" mc:Ignorable="w14 w15 w16se w16cid w16 w16cex w16sdtdh w16sdtfl w16du wp14">
+  <w:abstractNum w:abstractNumId="0" w15:restartNumberingAfterBreak="0">
+    <w:nsid w:val="11680701"/>
+    <w:multiLevelType w:val="multilevel"/>
+    <w:tmpl w:val="D4042CFC"/>
+    <w:lvl w:ilvl="0">
+      <w:start w:val="1"/>
+      <w:numFmt w:val="bullet"/>
+      <w:lvlText w:val=""/>
+      <w:lvlJc w:val="left"/>
+      <w:pPr>
+        <w:tabs>
+          <w:tab w:val="num" w:pos="720"/>
+        </w:tabs>
+        <w:ind w:left="720" w:hanging="360"/>
+      </w:pPr>
+      <w:rPr>
+        <w:rFonts w:ascii="Symbol" w:hAnsi="Symbol" w:hint="default"/>
+        <w:sz w:val="20"/>
+      </w:rPr>
+    </w:lvl>
+    <w:lvl w:ilvl="1" w:tentative="1">
+      <w:start w:val="1"/>
+      <w:numFmt w:val="bullet"/>
+      <w:lvlText w:val="o"/>
+      <w:lvlJc w:val="left"/>
+      <w:pPr>
+        <w:tabs>
+          <w:tab w:val="num" w:pos="1440"/>
+        </w:tabs>
+        <w:ind w:left="1440" w:hanging="360"/>
+      </w:pPr>
+      <w:rPr>
+        <w:rFonts w:ascii="Courier New" w:hAnsi="Courier New" w:hint="default"/>
+        <w:sz w:val="20"/>
+      </w:rPr>
+    </w:lvl>
+    <w:lvl w:ilvl="2" w:tentative="1">
+      <w:start w:val="1"/>
+      <w:numFmt w:val="bullet"/>
+      <w:lvlText w:val=""/>
+      <w:lvlJc w:val="left"/>
+      <w:pPr>
+        <w:tabs>
+          <w:tab w:val="num" w:pos="2160"/>
+        </w:tabs>
+        <w:ind w:left="2160" w:hanging="360"/>
+      </w:pPr>
+      <w:rPr>
+        <w:rFonts w:ascii="Wingdings" w:hAnsi="Wingdings" w:hint="default"/>
+        <w:sz w:val="20"/>
+      </w:rPr>
+    </w:lvl>
+    <w:lvl w:ilvl="3" w:tentative="1">
+      <w:start w:val="1"/>
+      <w:numFmt w:val="bullet"/>
+      <w:lvlText w:val=""/>
+      <w:lvlJc w:val="left"/>
+      <w:pPr>
+        <w:tabs>
+          <w:tab w:val="num" w:pos="2880"/>
+        </w:tabs>
+        <w:ind w:left="2880" w:hanging="360"/>
+      </w:pPr>
+      <w:rPr>
+        <w:rFonts w:ascii="Wingdings" w:hAnsi="Wingdings" w:hint="default"/>
+        <w:sz w:val="20"/>
+      </w:rPr>
+    </w:lvl>
+    <w:lvl w:ilvl="4" w:tentative="1">
+      <w:start w:val="1"/>
+      <w:numFmt w:val="bullet"/>
+      <w:lvlText w:val=""/>
+      <w:lvlJc w:val="left"/>
+      <w:pPr>
+        <w:tabs>
+          <w:tab w:val="num" w:pos="3600"/>
+        </w:tabs>
+        <w:ind w:left="3600" w:hanging="360"/>
+      </w:pPr>
+      <w:rPr>
+        <w:rFonts w:ascii="Wingdings" w:hAnsi="Wingdings" w:hint="default"/>
+        <w:sz w:val="20"/>
+      </w:rPr>
+    </w:lvl>
+    <w:lvl w:ilvl="5" w:tentative="1">
+      <w:start w:val="1"/>
+      <w:numFmt w:val="bullet"/>
+      <w:lvlText w:val=""/>
+      <w:lvlJc w:val="left"/>
+      <w:pPr>
+        <w:tabs>
+          <w:tab w:val="num" w:pos="4320"/>
+        </w:tabs>
+        <w:ind w:left="4320" w:hanging="360"/>
+      </w:pPr>
+      <w:rPr>
+        <w:rFonts w:ascii="Wingdings" w:hAnsi="Wingdings" w:hint="default"/>
+        <w:sz w:val="20"/>
+      </w:rPr>
+    </w:lvl>
+    <w:lvl w:ilvl="6" w:tentative="1">
+      <w:start w:val="1"/>
+      <w:numFmt w:val="bullet"/>
+      <w:lvlText w:val=""/>
+      <w:lvlJc w:val="left"/>
+      <w:pPr>
+        <w:tabs>
+          <w:tab w:val="num" w:pos="5040"/>
+        </w:tabs>
+        <w:ind w:left="5040" w:hanging="360"/>
+      </w:pPr>
+      <w:rPr>
+        <w:rFonts w:ascii="Wingdings" w:hAnsi="Wingdings" w:hint="default"/>
+        <w:sz w:val="20"/>
+      </w:rPr>
+    </w:lvl>
+    <w:lvl w:ilvl="7" w:tentative="1">
+      <w:start w:val="1"/>
+      <w:numFmt w:val="bullet"/>
+      <w:lvlText w:val=""/>
+      <w:lvlJc w:val="left"/>
+      <w:pPr>
+        <w:tabs>
+          <w:tab w:val="num" w:pos="5760"/>
+        </w:tabs>
+        <w:ind w:left="5760" w:hanging="360"/>
+      </w:pPr>
+      <w:rPr>
+        <w:rFonts w:ascii="Wingdings" w:hAnsi="Wingdings" w:hint="default"/>
+        <w:sz w:val="20"/>
+      </w:rPr>
+    </w:lvl>
+    <w:lvl w:ilvl="8" w:tentative="1">
+      <w:start w:val="1"/>
+      <w:numFmt w:val="bullet"/>
+      <w:lvlText w:val=""/>
+      <w:lvlJc w:val="left"/>
+      <w:pPr>
+        <w:tabs>
+          <w:tab w:val="num" w:pos="6480"/>
+        </w:tabs>
+        <w:ind w:left="6480" w:hanging="360"/>
+      </w:pPr>
+      <w:rPr>
+        <w:rFonts w:ascii="Wingdings" w:hAnsi="Wingdings" w:hint="default"/>
+        <w:sz w:val="20"/>
+      </w:rPr>
+    </w:lvl>
+  </w:abstractNum>
+  <w:abstractNum w:abstractNumId="1" w15:restartNumberingAfterBreak="0">
+    <w:nsid w:val="131C548D"/>
+    <w:multiLevelType w:val="multilevel"/>
+    <w:tmpl w:val="F3465FC6"/>
+    <w:lvl w:ilvl="0">
+      <w:start w:val="1"/>
+      <w:numFmt w:val="bullet"/>
+      <w:lvlText w:val=""/>
+      <w:lvlJc w:val="left"/>
+      <w:pPr>
+        <w:tabs>
+          <w:tab w:val="num" w:pos="720"/>
+        </w:tabs>
+        <w:ind w:left="720" w:hanging="360"/>
+      </w:pPr>
+      <w:rPr>
+        <w:rFonts w:ascii="Symbol" w:hAnsi="Symbol" w:hint="default"/>
+        <w:sz w:val="20"/>
+      </w:rPr>
+    </w:lvl>
+    <w:lvl w:ilvl="1" w:tentative="1">
+      <w:start w:val="1"/>
+      <w:numFmt w:val="bullet"/>
+      <w:lvlText w:val="o"/>
+      <w:lvlJc w:val="left"/>
+      <w:pPr>
+        <w:tabs>
+          <w:tab w:val="num" w:pos="1440"/>
+        </w:tabs>
+        <w:ind w:left="1440" w:hanging="360"/>
+      </w:pPr>
+      <w:rPr>
+        <w:rFonts w:ascii="Courier New" w:hAnsi="Courier New" w:hint="default"/>
+        <w:sz w:val="20"/>
+      </w:rPr>
+    </w:lvl>
+    <w:lvl w:ilvl="2" w:tentative="1">
+      <w:start w:val="1"/>
+      <w:numFmt w:val="bullet"/>
+      <w:lvlText w:val=""/>
+      <w:lvlJc w:val="left"/>
+      <w:pPr>
+        <w:tabs>
+          <w:tab w:val="num" w:pos="2160"/>
+        </w:tabs>
+        <w:ind w:left="2160" w:hanging="360"/>
+      </w:pPr>
+      <w:rPr>
+        <w:rFonts w:ascii="Wingdings" w:hAnsi="Wingdings" w:hint="default"/>
+        <w:sz w:val="20"/>
+      </w:rPr>
+    </w:lvl>
+    <w:lvl w:ilvl="3" w:tentative="1">
+      <w:start w:val="1"/>
+      <w:numFmt w:val="bullet"/>
+      <w:lvlText w:val=""/>
+      <w:lvlJc w:val="left"/>
+      <w:pPr>
+        <w:tabs>
+          <w:tab w:val="num" w:pos="2880"/>
+        </w:tabs>
+        <w:ind w:left="2880" w:hanging="360"/>
+      </w:pPr>
+      <w:rPr>
+        <w:rFonts w:ascii="Wingdings" w:hAnsi="Wingdings" w:hint="default"/>
+        <w:sz w:val="20"/>
+      </w:rPr>
+    </w:lvl>
+    <w:lvl w:ilvl="4" w:tentative="1">
+      <w:start w:val="1"/>
+      <w:numFmt w:val="bullet"/>
+      <w:lvlText w:val=""/>
+      <w:lvlJc w:val="left"/>
+      <w:pPr>
+        <w:tabs>
+          <w:tab w:val="num" w:pos="3600"/>
+        </w:tabs>
+        <w:ind w:left="3600" w:hanging="360"/>
+      </w:pPr>
+      <w:rPr>
+        <w:rFonts w:ascii="Wingdings" w:hAnsi="Wingdings" w:hint="default"/>
+        <w:sz w:val="20"/>
+      </w:rPr>
+    </w:lvl>
+    <w:lvl w:ilvl="5" w:tentative="1">
+      <w:start w:val="1"/>
+      <w:numFmt w:val="bullet"/>
+      <w:lvlText w:val=""/>
+      <w:lvlJc w:val="left"/>
+      <w:pPr>
+        <w:tabs>
+          <w:tab w:val="num" w:pos="4320"/>
+        </w:tabs>
+        <w:ind w:left="4320" w:hanging="360"/>
+      </w:pPr>
+      <w:rPr>
+        <w:rFonts w:ascii="Wingdings" w:hAnsi="Wingdings" w:hint="default"/>
+        <w:sz w:val="20"/>
+      </w:rPr>
+    </w:lvl>
+    <w:lvl w:ilvl="6" w:tentative="1">
+      <w:start w:val="1"/>
+      <w:numFmt w:val="bullet"/>
+      <w:lvlText w:val=""/>
+      <w:lvlJc w:val="left"/>
+      <w:pPr>
+        <w:tabs>
+          <w:tab w:val="num" w:pos="5040"/>
+        </w:tabs>
+        <w:ind w:left="5040" w:hanging="360"/>
+      </w:pPr>
+      <w:rPr>
+        <w:rFonts w:ascii="Wingdings" w:hAnsi="Wingdings" w:hint="default"/>
+        <w:sz w:val="20"/>
+      </w:rPr>
+    </w:lvl>
+    <w:lvl w:ilvl="7" w:tentative="1">
+      <w:start w:val="1"/>
+      <w:numFmt w:val="bullet"/>
+      <w:lvlText w:val=""/>
+      <w:lvlJc w:val="left"/>
+      <w:pPr>
+        <w:tabs>
+          <w:tab w:val="num" w:pos="5760"/>
+        </w:tabs>
+        <w:ind w:left="5760" w:hanging="360"/>
+      </w:pPr>
+      <w:rPr>
+        <w:rFonts w:ascii="Wingdings" w:hAnsi="Wingdings" w:hint="default"/>
+        <w:sz w:val="20"/>
+      </w:rPr>
+    </w:lvl>
+    <w:lvl w:ilvl="8" w:tentative="1">
+      <w:start w:val="1"/>
+      <w:numFmt w:val="bullet"/>
+      <w:lvlText w:val=""/>
+      <w:lvlJc w:val="left"/>
+      <w:pPr>
+        <w:tabs>
+          <w:tab w:val="num" w:pos="6480"/>
+        </w:tabs>
+        <w:ind w:left="6480" w:hanging="360"/>
+      </w:pPr>
+      <w:rPr>
+        <w:rFonts w:ascii="Wingdings" w:hAnsi="Wingdings" w:hint="default"/>
+        <w:sz w:val="20"/>
+      </w:rPr>
+    </w:lvl>
+  </w:abstractNum>
+  <w:num w:numId="1" w16cid:durableId="1390691319">
+    <w:abstractNumId w:val="1"/>
+  </w:num>
+  <w:num w:numId="2" w16cid:durableId="209541081">
+    <w:abstractNumId w:val="0"/>
+  </w:num>
+</w:numbering>
 </file>
 
 <file path=word/styles.xml><?xml version="1.0" encoding="utf-8"?>
